--- a/Cover_Letters/Shinoy_Technolution_Ervaren_Software_Engineer_Cover_Letter.docx
+++ b/Cover_Letters/Shinoy_Technolution_Ervaren_Software_Engineer_Cover_Letter.docx
@@ -14,7 +14,7 @@
     </w:p>
     <w:p>
       <w:r>
-        <w:t>September 01, 2026</w:t>
+        <w:t>October 01, 2026</w:t>
       </w:r>
     </w:p>
     <w:p>
@@ -35,12 +35,12 @@
     </w:p>
     <w:p>
       <w:r>
-        <w:t>Your focus on building systems that matter, from traffic management platforms to water management solutions, really appeals to me. In my recent work on banking and financial systems, I have spent a lot of time writing Java code, building automation frameworks, and working with cloud tools like AWS and Terraform. I enjoy sitting down with team members around a whiteboard to untangle complex technical problems and make sure our code is solid.</w:t>
+        <w:t>I was drawn to Technolution because of your focus on building meaningful software systems that impact society, from traffic management to energy platforms. In my recent work as an engineer, I have built reliable systems using Java, managed infrastructure with Terraform and AWS, and worked closely with development teams to solve complex technical problems. I also use tools like Gemini Code Assist to streamline code generation and testing workflows.</w:t>
       </w:r>
     </w:p>
     <w:p>
       <w:r>
-        <w:t>I also have experience using AI tooling like Gemini Code Assist to streamline test generation and deployment scripts, which helps keep development cycles efficient. I appreciate your focus on continuous learning through knowledge guilds and lunch lectures.</w:t>
+        <w:t>I always enjoy starting the day with a team stand-up, discussing architectural approaches by a whiteboard, and helping other developers work through tough issues.</w:t>
       </w:r>
     </w:p>
     <w:p>
